--- a/Knowledge/2-Science/3-Social science/1-Linguistics/0-Intro to Linguistics/1-Learning Source (book)/Source.docx
+++ b/Knowledge/2-Science/3-Social science/1-Linguistics/0-Intro to Linguistics/1-Learning Source (book)/Source.docx
@@ -11,27 +11,23 @@
         </w:numPr>
       </w:pPr>
       <w:r>
+        <w:t xml:space="preserve">* </w:t>
+      </w:r>
+      <w:r>
         <w:rPr>
           <w:b/>
           <w:bCs/>
         </w:rPr>
-        <w:t>* Download Name</w:t>
-      </w:r>
-      <w:r>
-        <w:t xml:space="preserve">: </w:t>
-      </w:r>
-      <w:r>
-        <w:t>[</w:t>
-      </w:r>
-      <w:r>
-        <w:t>Adrian Akmajian, Richard A. Demers, Ann K. Farmer, Robert M. Har - Linguistics_ An Introduction to Language and Communication, Sixth Edition (2010, The MIT Press) - libgen.li</w:t>
-      </w:r>
-      <w:r>
-        <w:t>.pdf -&gt; Linguistics an introduction to language and communication.pdf] [Linguistics an introduction to language and communication]</w:t>
-      </w:r>
-      <w:r>
-        <w:br/>
-      </w:r>
+        <w:t>Download Name</w:t>
+      </w:r>
+      <w:r>
+        <w:t>: [Adrian Akmajian, Richard A. Demers, Ann K. Farmer, Robert M. Har - Linguistics_ An Introduction to Language and Communication, Sixth Edition (2010, The MIT Press) - libgen.li.pdf -&gt; Linguistics an introduction to language and communication.pdf] [Linguistics an introduction to language and communication]</w:t>
+      </w:r>
+    </w:p>
+    <w:p>
+      <w:pPr>
+        <w:ind w:left="720"/>
+      </w:pPr>
       <w:r>
         <w:t xml:space="preserve">* </w:t>
       </w:r>
@@ -43,13 +39,14 @@
         <w:t>Download Type</w:t>
       </w:r>
       <w:r>
-        <w:t xml:space="preserve">: </w:t>
-      </w:r>
-      <w:r>
-        <w:t>Document</w:t>
-      </w:r>
-      <w:r>
-        <w:br/>
+        <w:t>: Document</w:t>
+      </w:r>
+    </w:p>
+    <w:p>
+      <w:pPr>
+        <w:ind w:left="720"/>
+      </w:pPr>
+      <w:r>
         <w:t xml:space="preserve">* </w:t>
       </w:r>
       <w:r>
@@ -65,7 +62,7 @@
     </w:p>
     <w:p>
       <w:pPr>
-        <w:pStyle w:val="ListParagraph"/>
+        <w:ind w:left="720"/>
       </w:pPr>
       <w:r>
         <w:t xml:space="preserve">* </w:t>
@@ -78,71 +75,30 @@
         <w:t>Download Source</w:t>
       </w:r>
       <w:r>
-        <w:t>:</w:t>
-      </w:r>
-      <w:r>
-        <w:t xml:space="preserve"> </w:t>
-      </w:r>
-      <w:hyperlink r:id="rId5" w:history="1">
-        <w:r>
-          <w:rPr>
-            <w:rStyle w:val="Hyperlink"/>
-          </w:rPr>
-          <w:t>https://libgen.li/index.php?req=Linguistics+%3A+an+introduction+to+language+and+communication&amp;columns%5B%5D=t&amp;columns%5B%5D=a&amp;columns%5B%5D=s&amp;columns%5B%5D=y&amp;columns%5B%5D=p&amp;columns%5B%5D=i&amp;objects%5B%5D=f&amp;objects%5B%5D=e&amp;objects%5B%5D=s&amp;objects%5B%5D=a&amp;objects%5B%5D=p&amp;objects%5B%5D=w&amp;topics%5B%5D=l&amp;topics%5B%5D=c&amp;topics%5B%5D=f&amp;topics%5B%5D=a&amp;topics%5B%5D=m&amp;topics%5B%5D=r&amp;topics%5B%5D=s&amp;res=100&amp;filesuns=all</w:t>
-        </w:r>
-      </w:hyperlink>
-      <w:r>
-        <w:t xml:space="preserve"> </w:t>
-      </w:r>
-      <w:r>
-        <w:t xml:space="preserve">-&gt; </w:t>
-      </w:r>
-      <w:hyperlink r:id="rId6" w:history="1">
-        <w:r>
-          <w:rPr>
-            <w:rStyle w:val="Hyperlink"/>
-          </w:rPr>
-          <w:t>https://libgen.li/edition.php?id=136558689</w:t>
-        </w:r>
-      </w:hyperlink>
-      <w:r>
-        <w:t xml:space="preserve"> </w:t>
-      </w:r>
-      <w:r>
-        <w:t xml:space="preserve">-&gt; </w:t>
-      </w:r>
-      <w:hyperlink r:id="rId7" w:history="1">
-        <w:r>
-          <w:rPr>
-            <w:rStyle w:val="Hyperlink"/>
-          </w:rPr>
-          <w:t>https://libgen.li/ads.php?md5=eceea1ca7298eeb364bc7749e1090ff0</w:t>
-        </w:r>
-      </w:hyperlink>
-      <w:r>
-        <w:t xml:space="preserve"> -&gt; </w:t>
-      </w:r>
-      <w:hyperlink r:id="rId8" w:history="1">
-        <w:r>
-          <w:rPr>
-            <w:rStyle w:val="Hyperlink"/>
-          </w:rPr>
-          <w:t>https://libgen.li/get.php?md5=eceea1ca7298eeb364bc7749e1090ff0&amp;key=BUXSWWAFXS4ONZK9</w:t>
-        </w:r>
-      </w:hyperlink>
-      <w:r>
-        <w:t xml:space="preserve">  </w:t>
-      </w:r>
-      <w:r>
-        <w:t xml:space="preserve"> </w:t>
-      </w:r>
-      <w:r>
-        <w:t xml:space="preserve"> </w:t>
+        <w:t xml:space="preserve">: https://libgen.li/index.php?req=Linguistics+%3A+an+introduction+to+language+and+communication&amp;columns%5B%5D=t&amp;columns%5B%5D=a&amp;columns%5B%5D=s&amp;columns%5B%5D=y&amp;columns%5B%5D=p&amp;columns%5B%5D=i&amp;objects%5B%5D=f&amp;objects%5B%5D=e&amp;objects%5B%5D=s&amp;objects%5B%5D=a&amp;objects%5B%5D=p&amp;objects%5B%5D=w&amp;topics%5B%5D=l&amp;topics%5B%5D=c&amp;topics%5B%5D=f&amp;topics%5B%5D=a&amp;topics%5B%5D=m&amp;topics%5B%5D=r&amp;topics%5B%5D=s&amp;res=100&amp;filesuns=all -&gt; https://libgen.li/edition.php?id=136558689 -&gt; https://libgen.li/ads.php?md5=eceea1ca7298eeb364bc7749e1090ff0 -&gt; https://libgen.li/get.php?md5=eceea1ca7298eeb364bc7749e1090ff0&amp;key=BUXSWWAFXS4ONZK9    </w:t>
       </w:r>
     </w:p>
     <w:p>
       <w:pPr>
-        <w:pStyle w:val="ListParagraph"/>
+        <w:ind w:left="720"/>
+      </w:pPr>
+      <w:r>
+        <w:t xml:space="preserve">* </w:t>
+      </w:r>
+      <w:r>
+        <w:rPr>
+          <w:b/>
+          <w:bCs/>
+        </w:rPr>
+        <w:t>Download Server / Mirror</w:t>
+      </w:r>
+      <w:r>
+        <w:t>: libgen.li</w:t>
+      </w:r>
+    </w:p>
+    <w:p>
+      <w:pPr>
+        <w:ind w:left="720"/>
       </w:pPr>
       <w:r>
         <w:t xml:space="preserve">* </w:t>
@@ -155,15 +111,12 @@
         <w:t>Download Method</w:t>
       </w:r>
       <w:r>
-        <w:t xml:space="preserve">: </w:t>
-      </w:r>
-      <w:r>
-        <w:t>IDM</w:t>
+        <w:t>: IDM</w:t>
       </w:r>
     </w:p>
     <w:p>
       <w:pPr>
-        <w:pStyle w:val="ListParagraph"/>
+        <w:ind w:left="720"/>
       </w:pPr>
       <w:r>
         <w:t xml:space="preserve">* </w:t>
@@ -176,16 +129,14 @@
         <w:t>Download Format</w:t>
       </w:r>
       <w:r>
-        <w:t xml:space="preserve">: </w:t>
-      </w:r>
-      <w:r>
-        <w:t>.</w:t>
-      </w:r>
-      <w:r>
-        <w:t>PDF</w:t>
-      </w:r>
-      <w:r>
-        <w:br/>
+        <w:t>: .PDF</w:t>
+      </w:r>
+    </w:p>
+    <w:p>
+      <w:pPr>
+        <w:ind w:left="720"/>
+      </w:pPr>
+      <w:r>
         <w:t xml:space="preserve">* </w:t>
       </w:r>
       <w:r>
@@ -196,13 +147,14 @@
         <w:t>Download Quality</w:t>
       </w:r>
       <w:r>
-        <w:t xml:space="preserve">: </w:t>
-      </w:r>
-      <w:r>
-        <w:t>High</w:t>
-      </w:r>
-      <w:r>
-        <w:br/>
+        <w:t>: High</w:t>
+      </w:r>
+    </w:p>
+    <w:p>
+      <w:pPr>
+        <w:ind w:left="720"/>
+      </w:pPr>
+      <w:r>
         <w:t xml:space="preserve">* </w:t>
       </w:r>
       <w:r>
@@ -213,19 +165,14 @@
         <w:t>Download Date</w:t>
       </w:r>
       <w:r>
-        <w:t xml:space="preserve">: </w:t>
-      </w:r>
-      <w:r>
-        <w:t>09/2</w:t>
-      </w:r>
-      <w:r>
-        <w:t>2</w:t>
-      </w:r>
-      <w:r>
-        <w:t>/2025</w:t>
-      </w:r>
-      <w:r>
-        <w:br/>
+        <w:t>: 09/22/2025</w:t>
+      </w:r>
+    </w:p>
+    <w:p>
+      <w:pPr>
+        <w:ind w:left="720"/>
+      </w:pPr>
+      <w:r>
         <w:t xml:space="preserve">* </w:t>
       </w:r>
       <w:r>
@@ -236,10 +183,7 @@
         <w:t>Saved Location</w:t>
       </w:r>
       <w:r>
-        <w:t xml:space="preserve">: </w:t>
-      </w:r>
-      <w:r>
-        <w:t>languagetreeknowledge1\3-Social science</w:t>
+        <w:t>: languagetreeknowledge1\3-Social science</w:t>
       </w:r>
       <w:proofErr w:type="gramStart"/>
       <w:r>
@@ -249,23 +193,23 @@
     </w:p>
     <w:p>
       <w:pPr>
-        <w:pStyle w:val="ListParagraph"/>
+        <w:ind w:left="720"/>
+      </w:pPr>
+      <w:r>
+        <w:t xml:space="preserve">* </w:t>
+      </w:r>
+      <w:r>
         <w:rPr>
           <w:b/>
           <w:bCs/>
         </w:rPr>
-      </w:pPr>
-      <w:r>
-        <w:t xml:space="preserve">* </w:t>
-      </w:r>
-      <w:r>
-        <w:rPr>
-          <w:b/>
-          <w:bCs/>
-        </w:rPr>
-        <w:t xml:space="preserve">Notes: </w:t>
+        <w:t>Notes</w:t>
+      </w:r>
+      <w:r>
+        <w:t>:</w:t>
       </w:r>
     </w:p>
+    <w:p/>
     <w:p/>
     <w:sectPr>
       <w:pgSz w:w="12240" w:h="15840"/>
@@ -1001,7 +945,6 @@
   <w:style w:type="character" w:default="1" w:styleId="DefaultParagraphFont">
     <w:name w:val="Default Paragraph Font"/>
     <w:uiPriority w:val="1"/>
-    <w:semiHidden/>
     <w:unhideWhenUsed/>
   </w:style>
   <w:style w:type="table" w:default="1" w:styleId="TableNormal">

--- a/Knowledge/2-Science/3-Social science/1-Linguistics/0-Intro to Linguistics/1-Learning Source (book)/Source.docx
+++ b/Knowledge/2-Science/3-Social science/1-Linguistics/0-Intro to Linguistics/1-Learning Source (book)/Source.docx
@@ -21,7 +21,13 @@
         <w:t>Download Name</w:t>
       </w:r>
       <w:r>
-        <w:t>: [Adrian Akmajian, Richard A. Demers, Ann K. Farmer, Robert M. Har - Linguistics_ An Introduction to Language and Communication, Sixth Edition (2010, The MIT Press) - libgen.li.pdf -&gt; Linguistics an introduction to language and communication.pdf] [Linguistics an introduction to language and communication]</w:t>
+        <w:t>: [Adrian Akmajian, Richard A. Demers, Ann K. Farmer, Robert M. Har - Linguistics_ An Introduction to Language and Communication, Sixth Edition (2010, The MIT Press) - libgen.li.pdf -&gt; Linguistics an introduction to language and communication.pdf] [</w:t>
+      </w:r>
+      <w:r>
+        <w:t>Learning Source - Linguistics an introduction to language and communication</w:t>
+      </w:r>
+      <w:r>
+        <w:t>]</w:t>
       </w:r>
     </w:p>
     <w:p>
@@ -72,6 +78,35 @@
           <w:b/>
           <w:bCs/>
         </w:rPr>
+        <w:t>Source Platform</w:t>
+      </w:r>
+      <w:r>
+        <w:t xml:space="preserve">: </w:t>
+      </w:r>
+      <w:r>
+        <w:t>Library Genesis (</w:t>
+      </w:r>
+      <w:proofErr w:type="spellStart"/>
+      <w:r>
+        <w:t>LibGen</w:t>
+      </w:r>
+      <w:proofErr w:type="spellEnd"/>
+      <w:r>
+        <w:t>) (https://libgen.li)</w:t>
+      </w:r>
+    </w:p>
+    <w:p>
+      <w:pPr>
+        <w:ind w:left="720"/>
+      </w:pPr>
+      <w:r>
+        <w:t xml:space="preserve">* </w:t>
+      </w:r>
+      <w:r>
+        <w:rPr>
+          <w:b/>
+          <w:bCs/>
+        </w:rPr>
         <w:t>Download Source</w:t>
       </w:r>
       <w:r>
@@ -93,7 +128,10 @@
         <w:t>Download Server / Mirror</w:t>
       </w:r>
       <w:r>
-        <w:t>: libgen.li</w:t>
+        <w:t xml:space="preserve">: </w:t>
+      </w:r>
+      <w:r>
+        <w:t>https://libgen.li [Library Genesis Primary File Mirror Server]</w:t>
       </w:r>
     </w:p>
     <w:p>
@@ -111,7 +149,10 @@
         <w:t>Download Method</w:t>
       </w:r>
       <w:r>
-        <w:t>: IDM</w:t>
+        <w:t xml:space="preserve">: </w:t>
+      </w:r>
+      <w:r>
+        <w:t>Browser Extension: IDM Integration Module (https://chromewebstore.google.com/detail/idm-integration-module/ngpampappnmepgilojfohadhhmbhlaek) [Used to download YouTube videos directly]</w:t>
       </w:r>
     </w:p>
     <w:p>
@@ -183,11 +224,35 @@
         <w:t>Saved Location</w:t>
       </w:r>
       <w:r>
-        <w:t>: languagetreeknowledge1\3-Social science</w:t>
+        <w:t xml:space="preserve">: </w:t>
+      </w:r>
+      <w:proofErr w:type="spellStart"/>
+      <w:r>
+        <w:t>StorageType</w:t>
+      </w:r>
+      <w:proofErr w:type="spellEnd"/>
+      <w:r>
+        <w:t xml:space="preserve">: Cloud -&gt; Platform: GitHub -&gt; Account: </w:t>
+      </w:r>
+      <w:proofErr w:type="spellStart"/>
+      <w:r>
+        <w:t>topicsscience</w:t>
+      </w:r>
+      <w:proofErr w:type="spellEnd"/>
+      <w:r>
+        <w:t xml:space="preserve"> -&gt; Repository: </w:t>
+      </w:r>
+      <w:proofErr w:type="spellStart"/>
+      <w:r>
+        <w:t>kingdomheartsknowledge</w:t>
+      </w:r>
+      <w:proofErr w:type="spellEnd"/>
+      <w:r>
+        <w:t xml:space="preserve"> -&gt; Path: Knowledge/2-Science/3-Social science/1-Linguistics/0-Intro to Linguistics</w:t>
       </w:r>
       <w:proofErr w:type="gramStart"/>
       <w:r>
-        <w:t>\1-Linguistics\..</w:t>
+        <w:t>/..</w:t>
       </w:r>
       <w:proofErr w:type="gramEnd"/>
     </w:p>
@@ -209,8 +274,6 @@
         <w:t>:</w:t>
       </w:r>
     </w:p>
-    <w:p/>
-    <w:p/>
     <w:sectPr>
       <w:pgSz w:w="12240" w:h="15840"/>
       <w:pgMar w:top="1440" w:right="1440" w:bottom="1440" w:left="1440" w:header="720" w:footer="720" w:gutter="0"/>
@@ -945,6 +1008,7 @@
   <w:style w:type="character" w:default="1" w:styleId="DefaultParagraphFont">
     <w:name w:val="Default Paragraph Font"/>
     <w:uiPriority w:val="1"/>
+    <w:semiHidden/>
     <w:unhideWhenUsed/>
   </w:style>
   <w:style w:type="table" w:default="1" w:styleId="TableNormal">

--- a/Knowledge/2-Science/3-Social science/1-Linguistics/0-Intro to Linguistics/1-Learning Source (book)/Source.docx
+++ b/Knowledge/2-Science/3-Social science/1-Linguistics/0-Intro to Linguistics/1-Learning Source (book)/Source.docx
@@ -11,23 +11,43 @@
         </w:numPr>
       </w:pPr>
       <w:r>
-        <w:t xml:space="preserve">* </w:t>
+        <w:rPr>
+          <w:bCs/>
+        </w:rPr>
+        <w:t>*</w:t>
       </w:r>
       <w:r>
         <w:rPr>
           <w:b/>
+        </w:rPr>
+        <w:t xml:space="preserve"> Source ID: </w:t>
+      </w:r>
+      <w:r>
+        <w:rPr>
           <w:bCs/>
         </w:rPr>
-        <w:t>Download Name</w:t>
-      </w:r>
-      <w:r>
-        <w:t>: [Adrian Akmajian, Richard A. Demers, Ann K. Farmer, Robert M. Har - Linguistics_ An Introduction to Language and Communication, Sixth Edition (2010, The MIT Press) - libgen.li.pdf -&gt; Linguistics an introduction to language and communication.pdf] [</w:t>
-      </w:r>
-      <w:r>
-        <w:t>Learning Source - Linguistics an introduction to language and communication</w:t>
-      </w:r>
-      <w:r>
-        <w:t>]</w:t>
+        <w:t>2</w:t>
+      </w:r>
+      <w:r>
+        <w:rPr>
+          <w:bCs/>
+        </w:rPr>
+        <w:t>30</w:t>
+      </w:r>
+      <w:r>
+        <w:br/>
+      </w:r>
+      <w:r>
+        <w:t xml:space="preserve">* </w:t>
+      </w:r>
+      <w:r>
+        <w:rPr>
+          <w:b/>
+        </w:rPr>
+        <w:t>Content Title</w:t>
+      </w:r>
+      <w:r>
+        <w:t>: [Adrian Akmajian, Richard A. Demers, Ann K. Farmer, Robert M. Har - Linguistics_ An Introduction to Language and Communication, Sixth Edition (2010, The MIT Press) - libgen.li.pdf -&gt; Linguistics an introduction to language and communication.pdf] [Learning Source - Linguistics an introduction to language and communication]</w:t>
       </w:r>
     </w:p>
     <w:p>
@@ -40,13 +60,104 @@
       <w:r>
         <w:rPr>
           <w:b/>
-          <w:bCs/>
         </w:rPr>
-        <w:t>Download Type</w:t>
+        <w:t>Content Type</w:t>
       </w:r>
       <w:r>
         <w:t>: Document</w:t>
       </w:r>
+    </w:p>
+    <w:p>
+      <w:pPr>
+        <w:ind w:left="720"/>
+      </w:pPr>
+      <w:r>
+        <w:t xml:space="preserve">* </w:t>
+      </w:r>
+      <w:r>
+        <w:rPr>
+          <w:b/>
+        </w:rPr>
+        <w:t>Domain</w:t>
+      </w:r>
+      <w:r>
+        <w:t>: Educational</w:t>
+      </w:r>
+    </w:p>
+    <w:p>
+      <w:pPr>
+        <w:ind w:left="720"/>
+      </w:pPr>
+      <w:r>
+        <w:t xml:space="preserve">* </w:t>
+      </w:r>
+      <w:r>
+        <w:rPr>
+          <w:b/>
+        </w:rPr>
+        <w:t>Source Platform</w:t>
+      </w:r>
+      <w:r>
+        <w:t>: Library Genesis (LibGen) (https://libgen.li)</w:t>
+      </w:r>
+    </w:p>
+    <w:p>
+      <w:pPr>
+        <w:ind w:left="720"/>
+      </w:pPr>
+      <w:r>
+        <w:t xml:space="preserve">* </w:t>
+      </w:r>
+      <w:r>
+        <w:rPr>
+          <w:b/>
+        </w:rPr>
+        <w:t>Source Reference</w:t>
+      </w:r>
+      <w:r>
+        <w:t xml:space="preserve">: </w:t>
+      </w:r>
+      <w:hyperlink r:id="rId5" w:history="1">
+        <w:r>
+          <w:rPr>
+            <w:rStyle w:val="Hyperlink"/>
+          </w:rPr>
+          <w:t>https://libgen.li/index.php?req=Linguistics+%3A+an+introduction+to+language+and+communication&amp;columns%5B%5D=t&amp;columns%5B%5D=a&amp;columns%5B%5D=s&amp;columns%5B%5D=y&amp;columns%5B%5D=p&amp;columns%5B%5D=i&amp;objects%5B%5D=f&amp;objects%5B%5D=e&amp;objects%5B%5D=s&amp;objects%5B%5D=a&amp;objects%5B%5D=p&amp;objects%5B%5D=w&amp;topics%5B%5D=l&amp;topics%5B%5D=c&amp;topics%5B%5D=f&amp;topics%5B%5D=a&amp;topics%5B%5D=m&amp;topics%5B%5D=r&amp;topics%5B%5D=s&amp;res=100&amp;filesuns=all</w:t>
+        </w:r>
+      </w:hyperlink>
+      <w:r>
+        <w:t xml:space="preserve"> -&gt; </w:t>
+      </w:r>
+      <w:hyperlink r:id="rId6" w:history="1">
+        <w:r>
+          <w:rPr>
+            <w:rStyle w:val="Hyperlink"/>
+          </w:rPr>
+          <w:t>https://libgen.li/edition.php?id=136558689</w:t>
+        </w:r>
+      </w:hyperlink>
+      <w:r>
+        <w:t xml:space="preserve"> -&gt; </w:t>
+      </w:r>
+      <w:hyperlink r:id="rId7" w:history="1">
+        <w:r>
+          <w:rPr>
+            <w:rStyle w:val="Hyperlink"/>
+          </w:rPr>
+          <w:t>https://libgen.li/ads.php?md5=eceea1ca7298eeb364bc7749e1090ff0</w:t>
+        </w:r>
+      </w:hyperlink>
+      <w:r>
+        <w:t xml:space="preserve"> -&gt; </w:t>
+      </w:r>
+      <w:hyperlink r:id="rId8" w:history="1">
+        <w:r>
+          <w:rPr>
+            <w:rStyle w:val="Hyperlink"/>
+          </w:rPr>
+          <w:t>https://libgen.li/get.php?md5=eceea1ca7298eeb364bc7749e1090ff0&amp;key=BUXSWWAFXS4ONZK9</w:t>
+        </w:r>
+      </w:hyperlink>
     </w:p>
     <w:p>
       <w:pPr>
@@ -63,7 +174,10 @@
         <w:t>Source Type</w:t>
       </w:r>
       <w:r>
-        <w:t>: Educational</w:t>
+        <w:t xml:space="preserve">: </w:t>
+      </w:r>
+      <w:r>
+        <w:t>Downloaded</w:t>
       </w:r>
     </w:p>
     <w:p>
@@ -78,21 +192,19 @@
           <w:b/>
           <w:bCs/>
         </w:rPr>
-        <w:t>Source Platform</w:t>
-      </w:r>
-      <w:r>
-        <w:t xml:space="preserve">: </w:t>
-      </w:r>
-      <w:r>
-        <w:t>Library Genesis (</w:t>
-      </w:r>
-      <w:proofErr w:type="spellStart"/>
-      <w:r>
-        <w:t>LibGen</w:t>
-      </w:r>
-      <w:proofErr w:type="spellEnd"/>
-      <w:r>
-        <w:t>) (https://libgen.li)</w:t>
+        <w:t>Source Nature:</w:t>
+      </w:r>
+      <w:r>
+        <w:t xml:space="preserve"> </w:t>
+      </w:r>
+      <w:r>
+        <w:t>D</w:t>
+      </w:r>
+      <w:r>
+        <w:t>igital</w:t>
+      </w:r>
+      <w:r>
+        <w:t xml:space="preserve">    </w:t>
       </w:r>
     </w:p>
     <w:p>
@@ -105,12 +217,11 @@
       <w:r>
         <w:rPr>
           <w:b/>
-          <w:bCs/>
         </w:rPr>
-        <w:t>Download Source</w:t>
-      </w:r>
-      <w:r>
-        <w:t xml:space="preserve">: https://libgen.li/index.php?req=Linguistics+%3A+an+introduction+to+language+and+communication&amp;columns%5B%5D=t&amp;columns%5B%5D=a&amp;columns%5B%5D=s&amp;columns%5B%5D=y&amp;columns%5B%5D=p&amp;columns%5B%5D=i&amp;objects%5B%5D=f&amp;objects%5B%5D=e&amp;objects%5B%5D=s&amp;objects%5B%5D=a&amp;objects%5B%5D=p&amp;objects%5B%5D=w&amp;topics%5B%5D=l&amp;topics%5B%5D=c&amp;topics%5B%5D=f&amp;topics%5B%5D=a&amp;topics%5B%5D=m&amp;topics%5B%5D=r&amp;topics%5B%5D=s&amp;res=100&amp;filesuns=all -&gt; https://libgen.li/edition.php?id=136558689 -&gt; https://libgen.li/ads.php?md5=eceea1ca7298eeb364bc7749e1090ff0 -&gt; https://libgen.li/get.php?md5=eceea1ca7298eeb364bc7749e1090ff0&amp;key=BUXSWWAFXS4ONZK9    </w:t>
+        <w:t>Storage Host</w:t>
+      </w:r>
+      <w:r>
+        <w:t>: https://libgen.li [Library Genesis Primary File Mirror Server]</w:t>
       </w:r>
     </w:p>
     <w:p>
@@ -123,15 +234,11 @@
       <w:r>
         <w:rPr>
           <w:b/>
-          <w:bCs/>
         </w:rPr>
-        <w:t>Download Server / Mirror</w:t>
-      </w:r>
-      <w:r>
-        <w:t xml:space="preserve">: </w:t>
-      </w:r>
-      <w:r>
-        <w:t>https://libgen.li [Library Genesis Primary File Mirror Server]</w:t>
+        <w:t>Acquisition Method</w:t>
+      </w:r>
+      <w:r>
+        <w:t>: Browser Extension: IDM Integration Module (https://chromewebstore.google.com/detail/idm-integration-module/ngpampappnmepgilojfohadhhmbhlaek) [Used to download YouTube videos directly]</w:t>
       </w:r>
     </w:p>
     <w:p>
@@ -144,15 +251,11 @@
       <w:r>
         <w:rPr>
           <w:b/>
-          <w:bCs/>
         </w:rPr>
-        <w:t>Download Method</w:t>
-      </w:r>
-      <w:r>
-        <w:t xml:space="preserve">: </w:t>
-      </w:r>
-      <w:r>
-        <w:t>Browser Extension: IDM Integration Module (https://chromewebstore.google.com/detail/idm-integration-module/ngpampappnmepgilojfohadhhmbhlaek) [Used to download YouTube videos directly]</w:t>
+        <w:t>File Format</w:t>
+      </w:r>
+      <w:r>
+        <w:t>: .PDF</w:t>
       </w:r>
     </w:p>
     <w:p>
@@ -165,12 +268,11 @@
       <w:r>
         <w:rPr>
           <w:b/>
-          <w:bCs/>
         </w:rPr>
-        <w:t>Download Format</w:t>
-      </w:r>
-      <w:r>
-        <w:t>: .PDF</w:t>
+        <w:t>Content Quality</w:t>
+      </w:r>
+      <w:r>
+        <w:t>: High</w:t>
       </w:r>
     </w:p>
     <w:p>
@@ -183,12 +285,11 @@
       <w:r>
         <w:rPr>
           <w:b/>
-          <w:bCs/>
         </w:rPr>
-        <w:t>Download Quality</w:t>
-      </w:r>
-      <w:r>
-        <w:t>: High</w:t>
+        <w:t>Acquisition Date</w:t>
+      </w:r>
+      <w:r>
+        <w:t>: 09/22/2025</w:t>
       </w:r>
     </w:p>
     <w:p>
@@ -196,17 +297,17 @@
         <w:ind w:left="720"/>
       </w:pPr>
       <w:r>
+        <w:lastRenderedPageBreak/>
         <w:t xml:space="preserve">* </w:t>
       </w:r>
       <w:r>
         <w:rPr>
           <w:b/>
-          <w:bCs/>
         </w:rPr>
-        <w:t>Download Date</w:t>
-      </w:r>
-      <w:r>
-        <w:t>: 09/22/2025</w:t>
+        <w:t>Storage Location</w:t>
+      </w:r>
+      <w:r>
+        <w:t>: StorageType: Cloud -&gt; Platform: GitHub -&gt; Account: topicsscience -&gt; Repository: kingdomheartsknowledge -&gt; Path: Knowledge/2-Science/3-Social science/1-Linguistics/0-Intro to Linguistics/..</w:t>
       </w:r>
     </w:p>
     <w:p>
@@ -219,54 +320,6 @@
       <w:r>
         <w:rPr>
           <w:b/>
-          <w:bCs/>
-        </w:rPr>
-        <w:t>Saved Location</w:t>
-      </w:r>
-      <w:r>
-        <w:t xml:space="preserve">: </w:t>
-      </w:r>
-      <w:proofErr w:type="spellStart"/>
-      <w:r>
-        <w:t>StorageType</w:t>
-      </w:r>
-      <w:proofErr w:type="spellEnd"/>
-      <w:r>
-        <w:t xml:space="preserve">: Cloud -&gt; Platform: GitHub -&gt; Account: </w:t>
-      </w:r>
-      <w:proofErr w:type="spellStart"/>
-      <w:r>
-        <w:t>topicsscience</w:t>
-      </w:r>
-      <w:proofErr w:type="spellEnd"/>
-      <w:r>
-        <w:t xml:space="preserve"> -&gt; Repository: </w:t>
-      </w:r>
-      <w:proofErr w:type="spellStart"/>
-      <w:r>
-        <w:t>kingdomheartsknowledge</w:t>
-      </w:r>
-      <w:proofErr w:type="spellEnd"/>
-      <w:r>
-        <w:t xml:space="preserve"> -&gt; Path: Knowledge/2-Science/3-Social science/1-Linguistics/0-Intro to Linguistics</w:t>
-      </w:r>
-      <w:proofErr w:type="gramStart"/>
-      <w:r>
-        <w:t>/..</w:t>
-      </w:r>
-      <w:proofErr w:type="gramEnd"/>
-    </w:p>
-    <w:p>
-      <w:pPr>
-        <w:ind w:left="720"/>
-      </w:pPr>
-      <w:r>
-        <w:t xml:space="preserve">* </w:t>
-      </w:r>
-      <w:r>
-        <w:rPr>
-          <w:b/>
-          <w:bCs/>
         </w:rPr>
         <w:t>Notes</w:t>
       </w:r>
